--- a/water-erp/apps/api/模板文件/中标公告模板.docx
+++ b/water-erp/apps/api/模板文件/中标公告模板.docx
@@ -1396,7 +1396,7 @@
           <w:color w:val="333333"/>
           <w:shd w:val="clear" w:color="auto" w:fill="FFFFFF"/>
         </w:rPr>
-        <w:t>四川水发勘测设计研究有限公司</w:t>
+        <w:t>{{采购人名称}}</w:t>
       </w:r>
     </w:p>
     <w:p>
@@ -1417,7 +1417,7 @@
           <w:color w:val="333333"/>
           <w:shd w:val="clear" w:color="auto" w:fill="FFFFFF"/>
         </w:rPr>
-        <w:t>地址：成都市天府新区红莲街383号B栋9楼</w:t>
+        <w:t>地址：{{监督地址}}</w:t>
       </w:r>
     </w:p>
     <w:p>
@@ -1437,7 +1437,7 @@
           <w:color w:val="333333"/>
           <w:shd w:val="clear" w:color="auto" w:fill="FFFFFF"/>
         </w:rPr>
-        <w:t>联系人：王先生、徐先生</w:t>
+        <w:t>联系人：{{监督人}}</w:t>
       </w:r>
     </w:p>
     <w:p>
@@ -1457,7 +1457,7 @@
           <w:color w:val="333333"/>
           <w:shd w:val="clear" w:color="auto" w:fill="FFFFFF"/>
         </w:rPr>
-        <w:t>监督电话：028-81753276</w:t>
+        <w:t>监督电话：{{监督电话}}</w:t>
       </w:r>
     </w:p>
     <w:p>
@@ -1516,7 +1516,7 @@
           <w:color w:val="333333"/>
           <w:shd w:val="clear" w:color="auto" w:fill="FFFFFF"/>
         </w:rPr>
-        <w:t>四川水发勘测设计研究有限公司</w:t>
+        <w:t>{{采购人名称}}</w:t>
       </w:r>
     </w:p>
     <w:p>
